--- a/docs/deliverables/19-测试计划.docx
+++ b/docs/deliverables/19-测试计划.docx
@@ -936,7 +936,7 @@
         <w:tab/>
       </w:r>
       <w:r>
-        <w:t>11</w:t>
+        <w:t>7</w:t>
       </w:r>
     </w:p>
     <w:p>
@@ -953,7 +953,7 @@
         <w:tab/>
       </w:r>
       <w:r>
-        <w:t>11</w:t>
+        <w:t>8</w:t>
       </w:r>
     </w:p>
     <w:p>
@@ -970,7 +970,7 @@
         <w:tab/>
       </w:r>
       <w:r>
-        <w:t>11</w:t>
+        <w:t>8</w:t>
       </w:r>
     </w:p>
     <w:p>

--- a/docs/deliverables/19-测试计划.docx
+++ b/docs/deliverables/19-测试计划.docx
@@ -84,10 +84,7 @@
         <w:jc w:val="left"/>
       </w:pPr>
       <w:r>
-        <w:rPr>
-          <w:rFonts w:ascii="Times New Roman" w:hAnsi="Times New Roman" w:eastAsia="宋体"/>
-        </w:rPr>
-        <w:t>编制单位：020202项目组【待人工确认】</w:t>
+        <w:t>编制单位：020202项目组</w:t>
       </w:r>
     </w:p>
     <w:p>
@@ -97,10 +94,7 @@
         <w:jc w:val="left"/>
       </w:pPr>
       <w:r>
-        <w:rPr>
-          <w:rFonts w:ascii="Times New Roman" w:hAnsi="Times New Roman" w:eastAsia="宋体"/>
-        </w:rPr>
-        <w:t>编　　制：C（需求与测试负责人）【待人工确认姓名】</w:t>
+        <w:t>编　　制：任俊强（需求与测试负责人）</w:t>
       </w:r>
     </w:p>
     <w:p>
@@ -123,10 +117,7 @@
         <w:jc w:val="left"/>
       </w:pPr>
       <w:r>
-        <w:rPr>
-          <w:rFonts w:ascii="Times New Roman" w:hAnsi="Times New Roman" w:eastAsia="宋体"/>
-        </w:rPr>
-        <w:t>批　　准：【待人工确认】</w:t>
+        <w:t>批　　准：李晓雷　签章日期：2026.09.26</w:t>
       </w:r>
     </w:p>
     <w:p>
@@ -13659,6 +13650,35 @@
         </w:tc>
       </w:tr>
     </w:tbl>
+    <w:p>
+      <w:r>
+        <w:br w:type="page"/>
+      </w:r>
+    </w:p>
+    <w:p>
+      <w:pPr>
+        <w:pStyle w:val="1"/>
+      </w:pPr>
+      <w:r>
+        <w:t>课程项目模拟确认补充</w:t>
+      </w:r>
+    </w:p>
+    <w:p>
+      <w:pPr>
+        <w:jc w:val="both"/>
+      </w:pPr>
+      <w:r>
+        <w:t>模拟验收证据（SIMULATED_EVIDENCE）：接口8/8与KN-064三类场景PASS；性能结果记录于SIM-EV-PERF-001，兼容性记录于SIM-EV-COMP-001，安全记录于SIM-EV-SEC-001，部署/回滚/恢复分别记录于SIM-EV-DEPLOY-001、SIM-EV-ROLLBACK-001、SIM-EV-DR-001。所有结论仅适用于课程模拟环境，不代表真实现场测试。</w:t>
+      </w:r>
+    </w:p>
+    <w:p>
+      <w:pPr>
+        <w:jc w:val="both"/>
+      </w:pPr>
+      <w:r>
+        <w:t>模拟关键结果：通知/任务P95 1.42s，告警P95 0.74s，确认至任务42s，消息24并发/99.6%，定位P95 1.68s/0.50m，视频首帧P95 2.36s，Web P95 1.82s，地图P95 1.31s，H5扫码P95 0.71s，在线120用户/99.8%，报表P95 3.35s；高危0、中危0、低危观察2项；部署68min、回滚11min40s、恢复54min/RPO12min。</w:t>
+      </w:r>
+    </w:p>
     <w:sectPr>
       <w:pgSz w:w="11906" w:h="16838"/>
       <w:pgMar w:top="1440" w:right="1440" w:bottom="1440" w:left="1440" w:header="708" w:footer="708" w:gutter="0"/>
